--- a/ky/wisdom-stories/rotten-seed.docx
+++ b/ky/wisdom-stories/rotten-seed.docx
@@ -153,7 +153,7 @@
           <w:sz w:val="22"/>
           <w:lang w:val="ky-KG"/>
         </w:rPr>
-        <w:t xml:space="preserve">Сабак: </w:t>
+        <w:t>Сабак: Сөз же өстүрөт, же кыйратат. Бир ооз сөз менен адамды көтөрүүгө да, чөгөрүүгө да болот — сүйүү менен сугарылган ар бир үрөн өнөт.</w:t>
       </w:r>
       <w:r>
         <w:rPr>
@@ -162,7 +162,6 @@
           <w:sz w:val="22"/>
           <w:lang w:val="ky-KG"/>
         </w:rPr>
-        <w:t>Бир ооз сөз адамды чөктүрүшү да, көтөрүшү да мүмкүн. Үмүтүн үзбөй, мээримиңди төксөң, ал өз күчүн табат.</w:t>
       </w:r>
     </w:p>
     <w:p>
@@ -182,7 +181,7 @@
           <w:sz w:val="18"/>
           <w:lang w:val="ky-KG"/>
         </w:rPr>
-        <w:t>Окуя ачык интернет булактарынан алынды.</w:t>
+        <w:t>Аңгемелер ачык интернет булактарынан алынган, иллюстрациялар болсо ЖИ менен түзүлгөн.</w:t>
       </w:r>
     </w:p>
     <w:sectPr>

--- a/ky/wisdom-stories/rotten-seed.docx
+++ b/ky/wisdom-stories/rotten-seed.docx
@@ -3,187 +3,68 @@
 <w:document xmlns:wpc="http://schemas.microsoft.com/office/word/2010/wordprocessingCanvas" xmlns:cx="http://schemas.microsoft.com/office/drawing/2014/chartex" xmlns:cx1="http://schemas.microsoft.com/office/drawing/2015/9/8/chartex" xmlns:cx2="http://schemas.microsoft.com/office/drawing/2015/10/21/chartex" xmlns:cx3="http://schemas.microsoft.com/office/drawing/2016/5/9/chartex" xmlns:cx4="http://schemas.microsoft.com/office/drawing/2016/5/10/chartex" xmlns:cx5="http://schemas.microsoft.com/office/drawing/2016/5/11/chartex" xmlns:cx6="http://schemas.microsoft.com/office/drawing/2016/5/12/chartex" xmlns:cx7="http://schemas.microsoft.com/office/drawing/2016/5/13/chartex" xmlns:cx8="http://schemas.microsoft.com/office/drawing/2016/5/14/chartex" xmlns:mc="http://schemas.openxmlformats.org/markup-compatibility/2006" xmlns:aink="http://schemas.microsoft.com/office/drawing/2016/ink" xmlns:am3d="http://schemas.microsoft.com/office/drawing/2017/model3d" xmlns:o="urn:schemas-microsoft-com:office:office" xmlns:oel="http://schemas.microsoft.com/office/2019/extlst" xmlns:r="http://schemas.openxmlformats.org/officeDocument/2006/relationships" xmlns:m="http://schemas.openxmlformats.org/officeDocument/2006/math" xmlns:v="urn:schemas-microsoft-com:vml" xmlns:wp14="http://schemas.microsoft.com/office/word/2010/wordprocessingDrawing" xmlns:wp="http://schemas.openxmlformats.org/drawingml/2006/wordprocessingDrawing" xmlns:w10="urn:schemas-microsoft-com:office:word" xmlns:w="http://schemas.openxmlformats.org/wordprocessingml/2006/main" xmlns:w14="http://schemas.microsoft.com/office/word/2010/wordml" xmlns:w15="http://schemas.microsoft.com/office/word/2012/wordml" xmlns:w16cex="http://schemas.microsoft.com/office/word/2018/wordml/cex" xmlns:w16cid="http://schemas.microsoft.com/office/word/2016/wordml/cid" xmlns:w16="http://schemas.microsoft.com/office/word/2018/wordml" xmlns:w16du="http://schemas.microsoft.com/office/word/2023/wordml/word16du" xmlns:w16sdtdh="http://schemas.microsoft.com/office/word/2020/wordml/sdtdatahash" xmlns:w16sdtfl="http://schemas.microsoft.com/office/word/2024/wordml/sdtformatlock" xmlns:w16se="http://schemas.microsoft.com/office/word/2015/wordml/symex" xmlns:wpg="http://schemas.microsoft.com/office/word/2010/wordprocessingGroup" xmlns:wpi="http://schemas.microsoft.com/office/word/2010/wordprocessingInk" xmlns:wne="http://schemas.microsoft.com/office/word/2006/wordml" xmlns:wps="http://schemas.microsoft.com/office/word/2010/wordprocessingShape" mc:Ignorable="w14 w15 w16se w16cid w16 w16cex w16sdtdh w16sdtfl w16du wp14">
   <w:body>
     <w:p>
-      <w:pPr>
-        <w:pStyle w:val="Title"/>
-        <w:keepNext/>
-        <w:keepLines w:val="0"/>
-        <w:pageBreakBefore w:val="0"/>
-        <w:widowControl/>
-        <w:spacing w:line="269" w:lineRule="auto" w:after="180" w:before="0"/>
-      </w:pPr>
-      <w:bookmarkStart w:id="10171" w:name="Story_172"/>
       <w:r>
         <w:rPr>
-          <w:rFonts w:ascii="Arial" w:hAnsi="Arial"/>
           <w:b/>
-          <w:color w:val="000000"/>
-          <w:sz w:val="34"/>
-          <w:lang w:val="ky-KG"/>
+          <w:bCs/>
         </w:rPr>
-        <w:t>Чириген үрөн</w:t>
-      </w:r>
-      <w:bookmarkEnd w:id="10171"/>
-    </w:p>
-    <w:p>
-      <w:pPr>
-        <w:keepNext w:val="0"/>
-        <w:keepLines w:val="0"/>
-        <w:pageBreakBefore w:val="0"/>
-        <w:widowControl/>
-        <w:spacing w:line="269" w:lineRule="auto" w:after="120" w:before="0"/>
-      </w:pPr>
-      <w:r>
-        <w:rPr>
-          <w:rFonts w:ascii="Arial" w:eastAsia="Arial" w:hAnsi="Arial"/>
-          <w:color w:val="000000"/>
-          <w:sz w:val="22"/>
-          <w:lang w:val="ky-KG"/>
-        </w:rPr>
-        <w:t>Аялы каза болгондон кийин ар кандай оору менен кыйналган кичинекей уулун «чириген үрөн» деп атаган атасы аны кемсинтип, балдар үйүнө өткөрүп берет.</w:t>
+        <w:t>Чирик урук</w:t>
       </w:r>
     </w:p>
     <w:p>
-      <w:pPr>
-        <w:keepNext w:val="0"/>
-        <w:keepLines w:val="0"/>
-        <w:pageBreakBefore w:val="0"/>
-        <w:widowControl/>
-        <w:spacing w:line="269" w:lineRule="auto" w:after="120" w:before="0"/>
-      </w:pPr>
       <w:r>
-        <w:rPr>
-          <w:rFonts w:ascii="Arial" w:eastAsia="Arial" w:hAnsi="Arial"/>
-          <w:color w:val="000000"/>
-          <w:sz w:val="22"/>
-          <w:lang w:val="ky-KG"/>
-        </w:rPr>
-        <w:t>Жылдар өтөт.</w:t>
+        <w:t>Аялы каза болгондон кийин бир ата бат-бат ооруй берген кичинекей уулуна кам көргүсү келбей калды. Аны «чирик урук» деп кемсинтип, акыры балдар үйүнө өткөрүп берди.</w:t>
       </w:r>
     </w:p>
     <w:p>
-      <w:pPr>
-        <w:keepNext w:val="0"/>
-        <w:keepLines w:val="0"/>
-        <w:pageBreakBefore w:val="0"/>
-        <w:widowControl/>
-        <w:spacing w:line="269" w:lineRule="auto" w:after="120" w:before="0"/>
-      </w:pPr>
       <w:r>
-        <w:rPr>
-          <w:rFonts w:ascii="Arial" w:eastAsia="Arial" w:hAnsi="Arial"/>
-          <w:color w:val="000000"/>
-          <w:sz w:val="22"/>
-          <w:lang w:val="ky-KG"/>
-        </w:rPr>
-        <w:t>Бир күнү ал киши эр жеткен уулун бир мектептин алдында көрүп калат. Көзүнө ишенбейт. Уулунун жайнаган көздөрү менен чың денесин өкүнө караган ата толкундана:</w:t>
+        <w:t>Жылдар өттү.</w:t>
       </w:r>
     </w:p>
     <w:p>
-      <w:pPr>
-        <w:keepNext w:val="0"/>
-        <w:keepLines w:val="0"/>
-        <w:pageBreakBefore w:val="0"/>
-        <w:widowControl/>
-        <w:spacing w:line="269" w:lineRule="auto" w:after="120" w:before="0"/>
-      </w:pPr>
       <w:r>
-        <w:rPr>
-          <w:rFonts w:ascii="Arial" w:eastAsia="Arial" w:hAnsi="Arial"/>
-          <w:color w:val="000000"/>
-          <w:sz w:val="22"/>
-          <w:lang w:val="ky-KG"/>
-        </w:rPr>
-        <w:t>— Мен сенин айыгарыңа, сенден адам чыгарына ишенчү эмесмин. Зор балбан болупсуң. Бул керемет кантип болду? Ооруларыңдан кантип арылдың? — деп кайрылат.</w:t>
+        <w:t>Бир күнү атасы бой жеткен уулун мектептин алдынан көрүп, көзүнө ишенбеди. Анын алдында көздөрү жайнаган, дени сак, чымыр жигит турган эле.</w:t>
       </w:r>
     </w:p>
     <w:p>
-      <w:pPr>
-        <w:keepNext w:val="0"/>
-        <w:keepLines w:val="0"/>
-        <w:pageBreakBefore w:val="0"/>
-        <w:widowControl/>
-        <w:spacing w:line="269" w:lineRule="auto" w:after="120" w:before="0"/>
-      </w:pPr>
       <w:r>
-        <w:rPr>
-          <w:rFonts w:ascii="Arial" w:eastAsia="Arial" w:hAnsi="Arial"/>
-          <w:color w:val="000000"/>
-          <w:sz w:val="22"/>
-          <w:lang w:val="ky-KG"/>
-        </w:rPr>
-        <w:t>Жигит жаш толгон көздөрүн бир кезде аны кемсинткен атасына кадайт да, аркы жактан жылмайып өзүнө жакындап келе жаткан, аны асырап алган кары аялды көрсөтүп, мындай дейт:</w:t>
+        <w:t>Уулун өкүнүч менен карап, толкундана сүйлөдү:</w:t>
       </w:r>
     </w:p>
     <w:p>
-      <w:pPr>
-        <w:keepNext/>
-        <w:keepLines w:val="0"/>
-        <w:pageBreakBefore w:val="0"/>
-        <w:widowControl/>
-        <w:spacing w:line="269" w:lineRule="auto" w:after="120" w:before="0"/>
-      </w:pPr>
       <w:r>
-        <w:rPr>
-          <w:rFonts w:ascii="Arial" w:eastAsia="Arial" w:hAnsi="Arial"/>
-          <w:color w:val="000000"/>
-          <w:sz w:val="22"/>
-          <w:lang w:val="ky-KG"/>
-        </w:rPr>
-        <w:t>— Сен «чириген үрөн өнбөйт» деп мени балдар үйүнө өткөрүп бергенден кийин, бул апа мени асырап алды. «Сүйүү менен сугарылган ар бир үрөн өнөт» деп, мээримдүү колун эч качан үстүмдөн алган жок.</w:t>
+        <w:t>— Сенин айыгып, ушундай күчтүү жигит болоруңа ишенген эмесмин. Балбан болуп чоңоюпсуң! Бул кантип болду? Ооруларыңдан кантип арылдың?</w:t>
       </w:r>
     </w:p>
     <w:p>
-      <w:pPr>
-        <w:pStyle w:val="Moral"/>
-        <w:keepNext/>
-        <w:keepLines/>
-        <w:pageBreakBefore w:val="0"/>
-        <w:widowControl/>
-        <w:spacing w:before="120" w:after="120" w:line="269" w:lineRule="auto"/>
-        <w:ind w:left="240" w:right="240"/>
-        <w:rPr>
-          <w:lang w:val="ru-RU"/>
-        </w:rPr>
-      </w:pPr>
       <w:r>
-        <w:rPr>
-          <w:rFonts w:ascii="Arial" w:hAnsi="Arial"/>
-          <w:b/>
-          <w:color w:val="000000"/>
-          <w:sz w:val="22"/>
-          <w:lang w:val="ky-KG"/>
-        </w:rPr>
-        <w:t>Сабак: Сөз же өстүрөт, же кыйратат. Бир ооз сөз менен адамды көтөрүүгө да, чөгөрүүгө да болот — сүйүү менен сугарылган ар бир үрөн өнөт.</w:t>
-      </w:r>
-      <w:r>
-        <w:rPr>
-          <w:rFonts w:ascii="Arial" w:hAnsi="Arial"/>
-          <w:color w:val="000000"/>
-          <w:sz w:val="22"/>
-          <w:lang w:val="ky-KG"/>
-        </w:rPr>
+        <w:t>Жигиттин көзүнө жаш толду. Ал бир кезде өзүн четке каккан атасын карады да, аларды көздөй жылмайып келе жаткан улгайган аялды көрсөттү:</w:t>
       </w:r>
     </w:p>
     <w:p>
-      <w:pPr>
-        <w:keepNext w:val="0"/>
-        <w:keepLines w:val="0"/>
-        <w:pageBreakBefore w:val="0"/>
-        <w:widowControl/>
-        <w:spacing w:before="0" w:after="160" w:line="269" w:lineRule="auto"/>
-        <w:jc w:val="right"/>
-      </w:pPr>
+      <w:r>
+        <w:t>— Сен «чирик урук өнбөйт» деп мени балдар үйүнө таштагандан кийин ушул аял мени асырап алды. «Сүйүү менен сугарылган урукка өсүүгө мүмкүнчүлүк бериш керек», — деди. Ал менден сүйүүсүн да, камкордугун да эч качан аяган жок.</w:t>
+      </w:r>
+    </w:p>
+    <w:p>
       <w:r>
         <w:rPr>
-          <w:rFonts w:ascii="Arial" w:eastAsia="Arial" w:hAnsi="Arial" w:cs="Arial"/>
-          <w:i/>
-          <w:color w:val="000000"/>
-          <w:sz w:val="18"/>
-          <w:lang w:val="ky-KG"/>
+          <w:b/>
+          <w:bCs/>
         </w:rPr>
-        <w:t>Аңгемелер ачык интернет булактарынан алынган, иллюстрациялар болсо ЖИ менен түзүлгөн.</w:t>
+        <w:t>Сабак: Баланын баркы анын ден соолугу менен өлчөнбөйт. Кемсинткен сөз үмүтүн өчүрүшү мүмкүн, ал эми сүйүү менен туруктуу камкордук өз күчүн табууга таяныч болот. Эч бир бала «чирик урук» эмес.</w:t>
       </w:r>
     </w:p>
+    <w:p>
+      <w:r>
+        <w:rPr>
+          <w:i/>
+          <w:iCs/>
+        </w:rPr>
+        <w:t>Аңгемелер интернеттен чогултулуп, жасалма интеллекттин жардамы менен иштелип чыккан. Бардык сүрөттөр жасалма интеллект аркылуу түзүлгөн.</w:t>
+      </w:r>
+    </w:p>
+    <w:p/>
     <w:sectPr>
       <w:headerReference w:type="even" r:id="rId7"/>
       <w:headerReference w:type="default" r:id="rId8"/>
@@ -1014,7 +895,6 @@
     </w:pPr>
     <w:rPr>
       <w:rFonts w:asciiTheme="majorHAnsi" w:eastAsiaTheme="majorEastAsia" w:hAnsiTheme="majorHAnsi" w:cstheme="majorBidi"/>
-      <w:color w:val="000000"/>
       <w:sz w:val="40"/>
       <w:szCs w:val="40"/>
     </w:rPr>
@@ -1036,7 +916,6 @@
     </w:pPr>
     <w:rPr>
       <w:rFonts w:asciiTheme="majorHAnsi" w:eastAsiaTheme="majorEastAsia" w:hAnsiTheme="majorHAnsi" w:cstheme="majorBidi"/>
-      <w:color w:val="000000"/>
       <w:sz w:val="32"/>
       <w:szCs w:val="32"/>
     </w:rPr>
@@ -1059,7 +938,6 @@
     </w:pPr>
     <w:rPr>
       <w:rFonts w:eastAsiaTheme="majorEastAsia" w:cstheme="majorBidi"/>
-      <w:color w:val="000000"/>
       <w:sz w:val="28"/>
       <w:szCs w:val="28"/>
     </w:rPr>
@@ -1084,7 +962,6 @@
       <w:rFonts w:eastAsiaTheme="majorEastAsia" w:cstheme="majorBidi"/>
       <w:i/>
       <w:iCs/>
-      <w:color w:val="000000"/>
     </w:rPr>
   </w:style>
   <w:style w:type="paragraph" w:styleId="Heading5">
@@ -1105,7 +982,6 @@
     </w:pPr>
     <w:rPr>
       <w:rFonts w:eastAsiaTheme="majorEastAsia" w:cstheme="majorBidi"/>
-      <w:color w:val="000000"/>
     </w:rPr>
   </w:style>
   <w:style w:type="paragraph" w:styleId="Heading6">
@@ -1128,7 +1004,6 @@
       <w:rFonts w:eastAsiaTheme="majorEastAsia" w:cstheme="majorBidi"/>
       <w:i/>
       <w:iCs/>
-      <w:color w:val="000000"/>
     </w:rPr>
   </w:style>
   <w:style w:type="paragraph" w:styleId="Heading7">
@@ -1149,7 +1024,6 @@
     </w:pPr>
     <w:rPr>
       <w:rFonts w:eastAsiaTheme="majorEastAsia" w:cstheme="majorBidi"/>
-      <w:color w:val="000000"/>
     </w:rPr>
   </w:style>
   <w:style w:type="paragraph" w:styleId="Heading8">
@@ -1172,7 +1046,6 @@
       <w:rFonts w:eastAsiaTheme="majorEastAsia" w:cstheme="majorBidi"/>
       <w:i/>
       <w:iCs/>
-      <w:color w:val="000000"/>
     </w:rPr>
   </w:style>
   <w:style w:type="paragraph" w:styleId="Heading9">
@@ -1193,13 +1066,11 @@
     </w:pPr>
     <w:rPr>
       <w:rFonts w:eastAsiaTheme="majorEastAsia" w:cstheme="majorBidi"/>
-      <w:color w:val="000000"/>
     </w:rPr>
   </w:style>
   <w:style w:type="character" w:default="1" w:styleId="DefaultParagraphFont">
     <w:name w:val="Default Paragraph Font"/>
     <w:uiPriority w:val="1"/>
-    <w:semiHidden/>
     <w:unhideWhenUsed/>
   </w:style>
   <w:style w:type="table" w:default="1" w:styleId="TableNormal">
@@ -1355,7 +1226,6 @@
     </w:pPr>
     <w:rPr>
       <w:rFonts w:asciiTheme="majorHAnsi" w:eastAsiaTheme="majorEastAsia" w:hAnsiTheme="majorHAnsi" w:cstheme="majorBidi"/>
-      <w:color w:val="000000"/>
       <w:spacing w:val="-10"/>
       <w:kern w:val="28"/>
       <w:sz w:val="56"/>
@@ -1391,7 +1261,6 @@
     </w:pPr>
     <w:rPr>
       <w:rFonts w:eastAsiaTheme="majorEastAsia" w:cstheme="majorBidi"/>
-      <w:color w:val="000000"/>
       <w:spacing w:val="15"/>
       <w:sz w:val="28"/>
       <w:szCs w:val="28"/>
@@ -1426,7 +1295,6 @@
     <w:rPr>
       <w:i/>
       <w:iCs/>
-      <w:color w:val="000000"/>
     </w:rPr>
   </w:style>
   <w:style w:type="character" w:customStyle="1" w:styleId="QuoteChar">
@@ -1451,9 +1319,6 @@
       <w:ind w:left="720"/>
       <w:contextualSpacing/>
     </w:pPr>
-    <w:rPr>
-      <w:color w:val="000000"/>
-    </w:rPr>
   </w:style>
   <w:style w:type="character" w:styleId="IntenseEmphasis">
     <w:name w:val="Intense Emphasis"/>
@@ -1483,7 +1348,6 @@
     <w:rPr>
       <w:i/>
       <w:iCs/>
-      <w:color w:val="000000"/>
     </w:rPr>
   </w:style>
   <w:style w:type="character" w:customStyle="1" w:styleId="IntenseQuoteChar">
@@ -1523,9 +1387,6 @@
     <w:pPr>
       <w:spacing w:after="100"/>
     </w:pPr>
-    <w:rPr>
-      <w:color w:val="000000"/>
-    </w:rPr>
   </w:style>
   <w:style w:type="paragraph" w:customStyle="1" w:styleId="Moral">
     <w:name w:val="Moral"/>
@@ -1537,7 +1398,6 @@
     <w:rPr>
       <w:rFonts w:ascii="Arial" w:eastAsia="Arial" w:hAnsi="Arial"/>
       <w:i/>
-      <w:color w:val="000000"/>
       <w:kern w:val="0"/>
       <w:sz w:val="22"/>
       <w:szCs w:val="22"/>
@@ -1559,9 +1419,6 @@
       </w:tabs>
       <w:spacing w:after="0" w:line="240" w:lineRule="auto"/>
     </w:pPr>
-    <w:rPr>
-      <w:color w:val="000000"/>
-    </w:rPr>
   </w:style>
   <w:style w:type="character" w:customStyle="1" w:styleId="HeaderChar">
     <w:name w:val="Header Char"/>
@@ -1584,9 +1441,6 @@
       </w:tabs>
       <w:spacing w:after="0" w:line="240" w:lineRule="auto"/>
     </w:pPr>
-    <w:rPr>
-      <w:color w:val="000000"/>
-    </w:rPr>
   </w:style>
   <w:style w:type="character" w:customStyle="1" w:styleId="FooterChar">
     <w:name w:val="Footer Char"/>
@@ -1609,7 +1463,6 @@
     </w:pPr>
     <w:rPr>
       <w:rFonts w:eastAsiaTheme="minorEastAsia"/>
-      <w:color w:val="000000"/>
     </w:rPr>
   </w:style>
   <w:style w:type="paragraph" w:styleId="TOC3">
@@ -1626,7 +1479,6 @@
     </w:pPr>
     <w:rPr>
       <w:rFonts w:eastAsiaTheme="minorEastAsia"/>
-      <w:color w:val="000000"/>
     </w:rPr>
   </w:style>
   <w:style w:type="paragraph" w:styleId="TOC4">
@@ -1643,7 +1495,6 @@
     </w:pPr>
     <w:rPr>
       <w:rFonts w:eastAsiaTheme="minorEastAsia"/>
-      <w:color w:val="000000"/>
     </w:rPr>
   </w:style>
   <w:style w:type="paragraph" w:styleId="TOC5">
@@ -1660,7 +1511,6 @@
     </w:pPr>
     <w:rPr>
       <w:rFonts w:eastAsiaTheme="minorEastAsia"/>
-      <w:color w:val="000000"/>
     </w:rPr>
   </w:style>
   <w:style w:type="paragraph" w:styleId="TOC6">
@@ -1677,7 +1527,6 @@
     </w:pPr>
     <w:rPr>
       <w:rFonts w:eastAsiaTheme="minorEastAsia"/>
-      <w:color w:val="000000"/>
     </w:rPr>
   </w:style>
   <w:style w:type="paragraph" w:styleId="TOC7">
@@ -1694,7 +1543,6 @@
     </w:pPr>
     <w:rPr>
       <w:rFonts w:eastAsiaTheme="minorEastAsia"/>
-      <w:color w:val="000000"/>
     </w:rPr>
   </w:style>
   <w:style w:type="paragraph" w:styleId="TOC8">
@@ -1711,7 +1559,6 @@
     </w:pPr>
     <w:rPr>
       <w:rFonts w:eastAsiaTheme="minorEastAsia"/>
-      <w:color w:val="000000"/>
     </w:rPr>
   </w:style>
   <w:style w:type="paragraph" w:styleId="TOC9">
@@ -1728,7 +1575,6 @@
     </w:pPr>
     <w:rPr>
       <w:rFonts w:eastAsiaTheme="minorEastAsia"/>
-      <w:color w:val="000000"/>
     </w:rPr>
   </w:style>
   <w:style w:type="paragraph" w:styleId="TOCHeading">
@@ -1744,7 +1590,6 @@
       <w:outlineLvl w:val="9"/>
     </w:pPr>
     <w:rPr>
-      <w:color w:val="000000"/>
       <w:kern w:val="0"/>
       <w:sz w:val="32"/>
       <w:szCs w:val="32"/>
